--- a/ActivosFijos/wwwroot/plantillas/Plantilla Acta Resp. Material Individual UTH.docx
+++ b/ActivosFijos/wwwroot/plantillas/Plantilla Acta Resp. Material Individual UTH.docx
@@ -53,14 +53,6 @@
         </w:rPr>
         <w:t>ACTA DE RESPONSABILIDAD MATERIAL UTILES Y HERRAMIENTAS</w:t>
       </w:r>
-      <w:r>
-        <w:rPr>
-          <w:rFonts w:ascii="Arial" w:hAnsi="Arial" w:cs="Arial"/>
-          <w:b/>
-          <w:u w:val="single"/>
-        </w:rPr>
-        <w:t xml:space="preserve"> POR AREA</w:t>
-      </w:r>
     </w:p>
     <w:p>
       <w:pPr>
@@ -95,7 +87,25 @@
           <w:sz w:val="18"/>
           <w:szCs w:val="18"/>
         </w:rPr>
-        <w:t>quien ocupo el cargo de:</w:t>
+        <w:t xml:space="preserve">quien </w:t>
+      </w:r>
+      <w:proofErr w:type="spellStart"/>
+      <w:r>
+        <w:rPr>
+          <w:rFonts w:ascii="Arial" w:hAnsi="Arial" w:cs="Arial"/>
+          <w:sz w:val="18"/>
+          <w:szCs w:val="18"/>
+        </w:rPr>
+        <w:t>ocupo</w:t>
+      </w:r>
+      <w:proofErr w:type="spellEnd"/>
+      <w:r>
+        <w:rPr>
+          <w:rFonts w:ascii="Arial" w:hAnsi="Arial" w:cs="Arial"/>
+          <w:sz w:val="18"/>
+          <w:szCs w:val="18"/>
+        </w:rPr>
+        <w:t xml:space="preserve"> el cargo de:</w:t>
       </w:r>
       <w:r>
         <w:rPr>
@@ -303,38 +313,61 @@
     </w:p>
     <w:p>
       <w:pPr>
-        <w:jc w:val="both"/>
-        <w:rPr>
-          <w:rFonts w:ascii="Arial" w:hAnsi="Arial" w:cs="Arial"/>
-          <w:sz w:val="18"/>
-          <w:szCs w:val="18"/>
-        </w:rPr>
-      </w:pPr>
-      <w:r>
-        <w:rPr>
-          <w:rFonts w:ascii="Arial" w:hAnsi="Arial" w:cs="Arial"/>
-          <w:sz w:val="18"/>
-          <w:szCs w:val="18"/>
-        </w:rPr>
-        <w:t>Firma del Trabajador                                             Firma Responsable del Ár</w:t>
-      </w:r>
-      <w:r>
-        <w:rPr>
-          <w:rFonts w:ascii="Arial" w:hAnsi="Arial" w:cs="Arial"/>
-          <w:sz w:val="18"/>
-          <w:szCs w:val="18"/>
-        </w:rPr>
-        <w:t>ea</w:t>
-      </w:r>
-    </w:p>
-    <w:p>
-      <w:pPr>
+        <w:ind w:firstLine="708"/>
         <w:jc w:val="both"/>
         <w:rPr>
           <w:sz w:val="24"/>
           <w:szCs w:val="24"/>
         </w:rPr>
       </w:pPr>
+      <w:r>
+        <w:rPr>
+          <w:rFonts w:ascii="Arial" w:hAnsi="Arial" w:cs="Arial"/>
+          <w:sz w:val="18"/>
+          <w:szCs w:val="18"/>
+        </w:rPr>
+        <w:t>Firma del Trabajador                                             Firma Responsable del Ár</w:t>
+      </w:r>
+      <w:r>
+        <w:rPr>
+          <w:rFonts w:ascii="Arial" w:hAnsi="Arial" w:cs="Arial"/>
+          <w:sz w:val="18"/>
+          <w:szCs w:val="18"/>
+        </w:rPr>
+        <w:t>ea</w:t>
+      </w:r>
+      <w:r>
+        <w:rPr>
+          <w:rFonts w:ascii="Arial" w:hAnsi="Arial" w:cs="Arial"/>
+          <w:sz w:val="18"/>
+          <w:szCs w:val="18"/>
+        </w:rPr>
+        <w:tab/>
+      </w:r>
+      <w:r>
+        <w:rPr>
+          <w:rFonts w:ascii="Arial" w:hAnsi="Arial" w:cs="Arial"/>
+          <w:sz w:val="18"/>
+          <w:szCs w:val="18"/>
+        </w:rPr>
+        <w:tab/>
+      </w:r>
+      <w:r>
+        <w:rPr>
+          <w:rFonts w:ascii="Arial" w:hAnsi="Arial" w:cs="Arial"/>
+          <w:sz w:val="18"/>
+          <w:szCs w:val="18"/>
+        </w:rPr>
+        <w:tab/>
+      </w:r>
+      <w:r>
+        <w:rPr>
+          <w:rFonts w:ascii="Arial" w:hAnsi="Arial" w:cs="Arial"/>
+          <w:sz w:val="18"/>
+          <w:szCs w:val="18"/>
+        </w:rPr>
+        <w:tab/>
+      </w:r>
       <w:bookmarkStart w:id="8" w:name="FIRMATRABAJADOR"/>
       <w:bookmarkEnd w:id="8"/>
       <w:r>
@@ -371,21 +404,7 @@
           <w:szCs w:val="24"/>
         </w:rPr>
         <w:tab/>
-      </w:r>
-      <w:r>
-        <w:rPr>
-          <w:sz w:val="24"/>
-          <w:szCs w:val="24"/>
-        </w:rPr>
-        <w:tab/>
-      </w:r>
-      <w:r>
-        <w:rPr>
-          <w:sz w:val="24"/>
-          <w:szCs w:val="24"/>
-        </w:rPr>
-        <w:tab/>
-        <w:t xml:space="preserve">      </w:t>
+        <w:t xml:space="preserve">  </w:t>
       </w:r>
       <w:bookmarkStart w:id="9" w:name="FIRMARESPONSABLEAREA"/>
       <w:bookmarkEnd w:id="9"/>
